--- a/LAB07/MUHAMMAD HAMMAD - lab7.docx
+++ b/LAB07/MUHAMMAD HAMMAD - lab7.docx
@@ -88,6 +88,7 @@
         </w:rPr>
         <w:t>“</w:t>
       </w:r>
+      <w:proofErr w:type="spellStart"/>
       <w:r>
         <w:rPr>
           <w:b/>
@@ -95,6 +96,7 @@
         </w:rPr>
         <w:t>Valgrind</w:t>
       </w:r>
+      <w:proofErr w:type="spellEnd"/>
       <w:r>
         <w:rPr>
           <w:b/>
@@ -340,7 +342,23 @@
           <w:b/>
           <w:sz w:val="28"/>
         </w:rPr>
-        <w:t xml:space="preserve"> Free_list </w:t>
+        <w:t xml:space="preserve"> </w:t>
+      </w:r>
+      <w:proofErr w:type="spellStart"/>
+      <w:r>
+        <w:rPr>
+          <w:b/>
+          <w:sz w:val="28"/>
+        </w:rPr>
+        <w:t>Free_list</w:t>
+      </w:r>
+      <w:proofErr w:type="spellEnd"/>
+      <w:r>
+        <w:rPr>
+          <w:b/>
+          <w:sz w:val="28"/>
+        </w:rPr>
+        <w:t xml:space="preserve"> </w:t>
       </w:r>
       <w:r>
         <w:rPr>
@@ -353,7 +371,23 @@
           <w:b/>
           <w:sz w:val="28"/>
         </w:rPr>
-        <w:t>“valgrind”.</w:t>
+        <w:t>“</w:t>
+      </w:r>
+      <w:proofErr w:type="spellStart"/>
+      <w:r>
+        <w:rPr>
+          <w:b/>
+          <w:sz w:val="28"/>
+        </w:rPr>
+        <w:t>valgrind</w:t>
+      </w:r>
+      <w:proofErr w:type="spellEnd"/>
+      <w:r>
+        <w:rPr>
+          <w:b/>
+          <w:sz w:val="28"/>
+        </w:rPr>
+        <w:t>”.</w:t>
       </w:r>
     </w:p>
     <w:p>
@@ -420,7 +454,23 @@
           <w:b/>
           <w:sz w:val="28"/>
         </w:rPr>
-        <w:t>“linked_list”</w:t>
+        <w:t>“</w:t>
+      </w:r>
+      <w:proofErr w:type="spellStart"/>
+      <w:r>
+        <w:rPr>
+          <w:b/>
+          <w:sz w:val="28"/>
+        </w:rPr>
+        <w:t>linked_list</w:t>
+      </w:r>
+      <w:proofErr w:type="spellEnd"/>
+      <w:r>
+        <w:rPr>
+          <w:b/>
+          <w:sz w:val="28"/>
+        </w:rPr>
+        <w:t>”</w:t>
       </w:r>
       <w:r>
         <w:rPr>
@@ -556,7 +606,23 @@
           <w:b/>
           <w:sz w:val="28"/>
         </w:rPr>
-        <w:t xml:space="preserve"> “linked_list.c”.</w:t>
+        <w:t xml:space="preserve"> “</w:t>
+      </w:r>
+      <w:proofErr w:type="spellStart"/>
+      <w:r>
+        <w:rPr>
+          <w:b/>
+          <w:sz w:val="28"/>
+        </w:rPr>
+        <w:t>linked_list.c</w:t>
+      </w:r>
+      <w:proofErr w:type="spellEnd"/>
+      <w:r>
+        <w:rPr>
+          <w:b/>
+          <w:sz w:val="28"/>
+        </w:rPr>
+        <w:t>”.</w:t>
       </w:r>
     </w:p>
     <w:p>
@@ -672,6 +738,7 @@
         </w:rPr>
         <w:t>“</w:t>
       </w:r>
+      <w:proofErr w:type="spellStart"/>
       <w:r>
         <w:rPr>
           <w:b/>
@@ -679,6 +746,7 @@
         </w:rPr>
         <w:t>linked_list.c</w:t>
       </w:r>
+      <w:proofErr w:type="spellEnd"/>
       <w:r>
         <w:rPr>
           <w:b/>
@@ -866,7 +934,21 @@
         <w:rPr>
           <w:sz w:val="28"/>
         </w:rPr>
-        <w:t xml:space="preserve">Uncomment Free_List Functions to get the </w:t>
+        <w:t xml:space="preserve">Uncomment </w:t>
+      </w:r>
+      <w:proofErr w:type="spellStart"/>
+      <w:r>
+        <w:rPr>
+          <w:sz w:val="28"/>
+        </w:rPr>
+        <w:t>Free_List</w:t>
+      </w:r>
+      <w:proofErr w:type="spellEnd"/>
+      <w:r>
+        <w:rPr>
+          <w:sz w:val="28"/>
+        </w:rPr>
+        <w:t xml:space="preserve"> Functions to get the </w:t>
       </w:r>
       <w:r>
         <w:rPr>
@@ -915,27 +997,27 @@
           <wp:anchor distT="0" distB="0" distL="114300" distR="114300" simplePos="0" relativeHeight="251674624" behindDoc="0" locked="0" layoutInCell="1" allowOverlap="1" wp14:anchorId="1FA47B11" wp14:editId="0411FD6B">
             <wp:simplePos x="0" y="0"/>
             <wp:positionH relativeFrom="page">
-              <wp:posOffset>681355</wp:posOffset>
+              <wp:posOffset>679450</wp:posOffset>
             </wp:positionH>
             <wp:positionV relativeFrom="paragraph">
-              <wp:posOffset>542314</wp:posOffset>
+              <wp:posOffset>544195</wp:posOffset>
             </wp:positionV>
-            <wp:extent cx="5942965" cy="2830195"/>
-            <wp:effectExtent l="152400" t="152400" r="362585" b="370205"/>
+            <wp:extent cx="5942965" cy="3302000"/>
+            <wp:effectExtent l="152400" t="152400" r="362585" b="355600"/>
             <wp:wrapThrough wrapText="bothSides">
               <wp:wrapPolygon edited="0">
-                <wp:start x="277" y="-1163"/>
-                <wp:lineTo x="-554" y="-872"/>
-                <wp:lineTo x="-485" y="22535"/>
-                <wp:lineTo x="415" y="23989"/>
-                <wp:lineTo x="485" y="24280"/>
-                <wp:lineTo x="21810" y="24280"/>
-                <wp:lineTo x="21879" y="23989"/>
-                <wp:lineTo x="22779" y="22535"/>
-                <wp:lineTo x="22849" y="1454"/>
-                <wp:lineTo x="22018" y="-727"/>
-                <wp:lineTo x="21948" y="-1163"/>
-                <wp:lineTo x="277" y="-1163"/>
+                <wp:start x="277" y="-997"/>
+                <wp:lineTo x="-554" y="-748"/>
+                <wp:lineTo x="-554" y="22057"/>
+                <wp:lineTo x="-69" y="23178"/>
+                <wp:lineTo x="485" y="23802"/>
+                <wp:lineTo x="21810" y="23802"/>
+                <wp:lineTo x="22433" y="23178"/>
+                <wp:lineTo x="22849" y="21309"/>
+                <wp:lineTo x="22849" y="1246"/>
+                <wp:lineTo x="22018" y="-623"/>
+                <wp:lineTo x="21948" y="-997"/>
+                <wp:lineTo x="277" y="-997"/>
               </wp:wrapPolygon>
             </wp:wrapThrough>
             <wp:docPr id="8" name="Picture 8"/>
@@ -963,7 +1045,7 @@
                   <pic:spPr bwMode="auto">
                     <a:xfrm>
                       <a:off x="0" y="0"/>
-                      <a:ext cx="5942965" cy="2830195"/>
+                      <a:ext cx="5942965" cy="3302000"/>
                     </a:xfrm>
                     <a:prstGeom prst="rect">
                       <a:avLst/>
@@ -1017,12 +1099,7 @@
     </w:p>
     <w:p>
       <w:pPr>
-        <w:ind w:left="144" w:right="144"/>
-      </w:pPr>
-    </w:p>
-    <w:p>
-      <w:pPr>
-        <w:ind w:left="144" w:right="144"/>
+        <w:ind w:left="0" w:right="144"/>
       </w:pPr>
     </w:p>
     <w:p>
@@ -1045,7 +1122,6 @@
           <w:sz w:val="32"/>
           <w:highlight w:val="lightGray"/>
         </w:rPr>
-        <w:lastRenderedPageBreak/>
         <w:t>TASK#03</w:t>
       </w:r>
     </w:p>
@@ -1170,8 +1246,36 @@
           <w:sz w:val="28"/>
           <w:highlight w:val="lightGray"/>
         </w:rPr>
-        <w:t>Writing Funtion for Vector_New</w:t>
-      </w:r>
+        <w:t xml:space="preserve">Writing </w:t>
+      </w:r>
+      <w:proofErr w:type="spellStart"/>
+      <w:r>
+        <w:rPr>
+          <w:b/>
+          <w:sz w:val="28"/>
+          <w:highlight w:val="lightGray"/>
+        </w:rPr>
+        <w:t>Funtion</w:t>
+      </w:r>
+      <w:proofErr w:type="spellEnd"/>
+      <w:r>
+        <w:rPr>
+          <w:b/>
+          <w:sz w:val="28"/>
+          <w:highlight w:val="lightGray"/>
+        </w:rPr>
+        <w:t xml:space="preserve"> for </w:t>
+      </w:r>
+      <w:proofErr w:type="spellStart"/>
+      <w:r>
+        <w:rPr>
+          <w:b/>
+          <w:sz w:val="28"/>
+          <w:highlight w:val="lightGray"/>
+        </w:rPr>
+        <w:t>Vector_New</w:t>
+      </w:r>
+      <w:proofErr w:type="spellEnd"/>
     </w:p>
     <w:p>
       <w:pPr>
@@ -1193,8 +1297,36 @@
           <w:sz w:val="28"/>
           <w:highlight w:val="lightGray"/>
         </w:rPr>
-        <w:t>Writing Funtion for Vector_Get</w:t>
-      </w:r>
+        <w:t xml:space="preserve">Writing </w:t>
+      </w:r>
+      <w:proofErr w:type="spellStart"/>
+      <w:r>
+        <w:rPr>
+          <w:b/>
+          <w:sz w:val="28"/>
+          <w:highlight w:val="lightGray"/>
+        </w:rPr>
+        <w:t>Funtion</w:t>
+      </w:r>
+      <w:proofErr w:type="spellEnd"/>
+      <w:r>
+        <w:rPr>
+          <w:b/>
+          <w:sz w:val="28"/>
+          <w:highlight w:val="lightGray"/>
+        </w:rPr>
+        <w:t xml:space="preserve"> for </w:t>
+      </w:r>
+      <w:proofErr w:type="spellStart"/>
+      <w:r>
+        <w:rPr>
+          <w:b/>
+          <w:sz w:val="28"/>
+          <w:highlight w:val="lightGray"/>
+        </w:rPr>
+        <w:t>Vector_Get</w:t>
+      </w:r>
+      <w:proofErr w:type="spellEnd"/>
     </w:p>
     <w:p>
       <w:pPr>
@@ -1442,16 +1574,36 @@
           <w:sz w:val="28"/>
           <w:highlight w:val="lightGray"/>
         </w:rPr>
-        <w:t xml:space="preserve">Writing Funtion for </w:t>
-      </w:r>
+        <w:t xml:space="preserve">Writing </w:t>
+      </w:r>
+      <w:proofErr w:type="spellStart"/>
       <w:r>
         <w:rPr>
           <w:b/>
           <w:sz w:val="28"/>
           <w:highlight w:val="lightGray"/>
         </w:rPr>
+        <w:t>Funtion</w:t>
+      </w:r>
+      <w:proofErr w:type="spellEnd"/>
+      <w:r>
+        <w:rPr>
+          <w:b/>
+          <w:sz w:val="28"/>
+          <w:highlight w:val="lightGray"/>
+        </w:rPr>
+        <w:t xml:space="preserve"> for </w:t>
+      </w:r>
+      <w:proofErr w:type="spellStart"/>
+      <w:r>
+        <w:rPr>
+          <w:b/>
+          <w:sz w:val="28"/>
+          <w:highlight w:val="lightGray"/>
+        </w:rPr>
         <w:t>Vector_Set</w:t>
       </w:r>
+      <w:proofErr w:type="spellEnd"/>
     </w:p>
     <w:p>
       <w:pPr>
@@ -1583,23 +1735,10 @@
     </w:p>
     <w:p>
       <w:pPr>
-        <w:ind w:left="144" w:right="144"/>
-      </w:pPr>
-    </w:p>
-    <w:p>
-      <w:pPr>
-        <w:ind w:left="144" w:right="144"/>
-      </w:pPr>
-    </w:p>
-    <w:p>
-      <w:pPr>
-        <w:ind w:left="144" w:right="144"/>
-      </w:pPr>
-    </w:p>
-    <w:p>
-      <w:pPr>
-        <w:ind w:left="144" w:right="144"/>
-      </w:pPr>
+        <w:ind w:left="0" w:right="144"/>
+      </w:pPr>
+      <w:bookmarkStart w:id="0" w:name="_GoBack"/>
+      <w:bookmarkEnd w:id="0"/>
     </w:p>
     <w:p>
       <w:pPr>
@@ -1657,7 +1796,25 @@
           <w:color w:val="auto"/>
           <w:szCs w:val="24"/>
         </w:rPr>
-        <w:t>Learned proper dynamic memory allocation and deallocation using pointers and structs in C.</w:t>
+        <w:t xml:space="preserve">Learned proper dynamic memory allocation and deallocation using pointers and </w:t>
+      </w:r>
+      <w:proofErr w:type="spellStart"/>
+      <w:r>
+        <w:rPr>
+          <w:rFonts w:ascii="Times New Roman" w:eastAsia="Times New Roman" w:hAnsi="Times New Roman" w:cs="Times New Roman"/>
+          <w:color w:val="auto"/>
+          <w:szCs w:val="24"/>
+        </w:rPr>
+        <w:t>structs</w:t>
+      </w:r>
+      <w:proofErr w:type="spellEnd"/>
+      <w:r>
+        <w:rPr>
+          <w:rFonts w:ascii="Times New Roman" w:eastAsia="Times New Roman" w:hAnsi="Times New Roman" w:cs="Times New Roman"/>
+          <w:color w:val="auto"/>
+          <w:szCs w:val="24"/>
+        </w:rPr>
+        <w:t xml:space="preserve"> in C.</w:t>
       </w:r>
     </w:p>
     <w:p>
@@ -1693,7 +1850,25 @@
           <w:color w:val="auto"/>
           <w:szCs w:val="24"/>
         </w:rPr>
-        <w:t>Used Makefiles to efficiently compile and manage multi-file programs.</w:t>
+        <w:t xml:space="preserve">Used </w:t>
+      </w:r>
+      <w:proofErr w:type="spellStart"/>
+      <w:r>
+        <w:rPr>
+          <w:rFonts w:ascii="Times New Roman" w:eastAsia="Times New Roman" w:hAnsi="Times New Roman" w:cs="Times New Roman"/>
+          <w:color w:val="auto"/>
+          <w:szCs w:val="24"/>
+        </w:rPr>
+        <w:t>Makefiles</w:t>
+      </w:r>
+      <w:proofErr w:type="spellEnd"/>
+      <w:r>
+        <w:rPr>
+          <w:rFonts w:ascii="Times New Roman" w:eastAsia="Times New Roman" w:hAnsi="Times New Roman" w:cs="Times New Roman"/>
+          <w:color w:val="auto"/>
+          <w:szCs w:val="24"/>
+        </w:rPr>
+        <w:t xml:space="preserve"> to efficiently compile and manage multi-file programs.</w:t>
       </w:r>
     </w:p>
     <w:p>
@@ -1729,7 +1904,43 @@
           <w:color w:val="auto"/>
           <w:szCs w:val="24"/>
         </w:rPr>
-        <w:t>Detected and fixed memory leaks and segmentation faults using Valgrind and cgdb.</w:t>
+        <w:t xml:space="preserve">Detected and fixed memory leaks and segmentation faults using </w:t>
+      </w:r>
+      <w:proofErr w:type="spellStart"/>
+      <w:r>
+        <w:rPr>
+          <w:rFonts w:ascii="Times New Roman" w:eastAsia="Times New Roman" w:hAnsi="Times New Roman" w:cs="Times New Roman"/>
+          <w:color w:val="auto"/>
+          <w:szCs w:val="24"/>
+        </w:rPr>
+        <w:t>Valgrind</w:t>
+      </w:r>
+      <w:proofErr w:type="spellEnd"/>
+      <w:r>
+        <w:rPr>
+          <w:rFonts w:ascii="Times New Roman" w:eastAsia="Times New Roman" w:hAnsi="Times New Roman" w:cs="Times New Roman"/>
+          <w:color w:val="auto"/>
+          <w:szCs w:val="24"/>
+        </w:rPr>
+        <w:t xml:space="preserve"> and </w:t>
+      </w:r>
+      <w:proofErr w:type="spellStart"/>
+      <w:r>
+        <w:rPr>
+          <w:rFonts w:ascii="Times New Roman" w:eastAsia="Times New Roman" w:hAnsi="Times New Roman" w:cs="Times New Roman"/>
+          <w:color w:val="auto"/>
+          <w:szCs w:val="24"/>
+        </w:rPr>
+        <w:t>cgdb</w:t>
+      </w:r>
+      <w:proofErr w:type="spellEnd"/>
+      <w:r>
+        <w:rPr>
+          <w:rFonts w:ascii="Times New Roman" w:eastAsia="Times New Roman" w:hAnsi="Times New Roman" w:cs="Times New Roman"/>
+          <w:color w:val="auto"/>
+          <w:szCs w:val="24"/>
+        </w:rPr>
+        <w:t>.</w:t>
       </w:r>
     </w:p>
     <w:p>
@@ -1911,8 +2122,6 @@
       </w:tabs>
       <w:ind w:left="0"/>
     </w:pPr>
-    <w:bookmarkStart w:id="0" w:name="_GoBack"/>
-    <w:bookmarkEnd w:id="0"/>
     <w:r>
       <w:rPr>
         <w:sz w:val="20"/>
@@ -1944,7 +2153,7 @@
       <w:rPr>
         <w:noProof/>
       </w:rPr>
-      <w:t>1</w:t>
+      <w:t>6</w:t>
     </w:r>
     <w:r>
       <w:fldChar w:fldCharType="end"/>
@@ -4687,7 +4896,7 @@
 </file>
 
 <file path=customXml/itemProps1.xml><?xml version="1.0" encoding="utf-8"?>
-<ds:datastoreItem xmlns:ds="http://schemas.openxmlformats.org/officeDocument/2006/customXml" ds:itemID="{BD3D8F5C-2254-4881-A558-923414A42121}">
+<ds:datastoreItem xmlns:ds="http://schemas.openxmlformats.org/officeDocument/2006/customXml" ds:itemID="{71C56899-91E7-49E3-923E-6F65C2B0ADA4}">
   <ds:schemaRefs>
     <ds:schemaRef ds:uri="http://schemas.openxmlformats.org/officeDocument/2006/bibliography"/>
   </ds:schemaRefs>
